--- a/webbserverutveckling/BM_PREP/STUDY_SUMMARY.docx
+++ b/webbserverutveckling/BM_PREP/STUDY_SUMMARY.docx
@@ -841,6 +841,474 @@
         <w:t>Knappar: column på mobil, row på desktop</w:t>
       </w:r>
     </w:p>
+    <w:p>
+      <w:r>
+        <w:rPr>
+          <w:color w:val="B4B4B4"/>
+          <w:sz w:val="12"/>
+        </w:rPr>
+        <w:t>──────────────────────────────────────────────────────────────────────</w:t>
+      </w:r>
+    </w:p>
+    <w:p>
+      <w:r>
+        <w:rPr>
+          <w:b/>
+          <w:color w:val="003366"/>
+          <w:sz w:val="22"/>
+        </w:rPr>
+        <w:t>5 · Uppgift 2 (M2): G&amp;S Mediagalleri + Felfix</w:t>
+      </w:r>
+    </w:p>
+    <w:p>
+      <w:r>
+        <w:rPr>
+          <w:b/>
+          <w:color w:val="505050"/>
+          <w:sz w:val="19"/>
+        </w:rPr>
+        <w:t>Vad du byggde (Del 1)</w:t>
+      </w:r>
+    </w:p>
+    <w:p>
+      <w:r>
+        <w:t>Fortsättning på G&amp;S/Samis Jackets-sidan från uppgift 1 — samma dark/gold-tema, samma tema-knapp, samma brand. 9 sidor som visar olika multimedia-tekniker, alla kopplade till butikens innehåll.</w:t>
+      </w:r>
+    </w:p>
+    <w:p>
+      <w:r>
+        <w:rPr>
+          <w:b/>
+          <w:color w:val="505050"/>
+          <w:sz w:val="19"/>
+        </w:rPr>
+        <w:t>8 sidor + start</w:t>
+      </w:r>
+    </w:p>
+    <w:p>
+      <w:pPr>
+        <w:pStyle w:val="ListBullet"/>
+      </w:pPr>
+      <w:r/>
+      <w:r>
+        <w:rPr>
+          <w:sz w:val="17"/>
+        </w:rPr>
+        <w:t>Jacka — &lt;img&gt; med beskrivande alt-text (produktbild)</w:t>
+      </w:r>
+    </w:p>
+    <w:p>
+      <w:pPr>
+        <w:pStyle w:val="ListBullet"/>
+      </w:pPr>
+      <w:r/>
+      <w:r>
+        <w:rPr>
+          <w:sz w:val="17"/>
+        </w:rPr>
+        <w:t>Jingle — &lt;audio controls&gt; med två format (mp3 + ogg)</w:t>
+      </w:r>
+    </w:p>
+    <w:p>
+      <w:pPr>
+        <w:pStyle w:val="ListBullet"/>
+      </w:pPr>
+      <w:r/>
+      <w:r>
+        <w:rPr>
+          <w:sz w:val="17"/>
+        </w:rPr>
+        <w:t>Reklam — &lt;video controls&gt; i sidan</w:t>
+      </w:r>
+    </w:p>
+    <w:p>
+      <w:pPr>
+        <w:pStyle w:val="ListBullet"/>
+      </w:pPr>
+      <w:r/>
+      <w:r>
+        <w:rPr>
+          <w:sz w:val="17"/>
+        </w:rPr>
+        <w:t>Logga — &lt;canvas&gt; med JS som ritar G&amp;S-loggan (fillRect + text)</w:t>
+      </w:r>
+    </w:p>
+    <w:p>
+      <w:pPr>
+        <w:pStyle w:val="ListBullet"/>
+      </w:pPr>
+      <w:r/>
+      <w:r>
+        <w:rPr>
+          <w:sz w:val="17"/>
+        </w:rPr>
+        <w:t>Butik — body med background-image (CSS), fixed bakgrund</w:t>
+      </w:r>
+    </w:p>
+    <w:p>
+      <w:pPr>
+        <w:pStyle w:val="ListBullet"/>
+      </w:pPr>
+      <w:r/>
+      <w:r>
+        <w:rPr>
+          <w:sz w:val="17"/>
+        </w:rPr>
+        <w:t>Catwalk — &lt;video autoplay muted loop&gt; i wrapper med position:fixed, z-index:-1</w:t>
+      </w:r>
+    </w:p>
+    <w:p>
+      <w:pPr>
+        <w:pStyle w:val="ListBullet"/>
+      </w:pPr>
+      <w:r/>
+      <w:r>
+        <w:rPr>
+          <w:sz w:val="17"/>
+        </w:rPr>
+        <w:t>3D-jacka — Three.js: BoxGeometry + TextureLoader + animationsloop</w:t>
+      </w:r>
+    </w:p>
+    <w:p>
+      <w:pPr>
+        <w:pStyle w:val="ListBullet"/>
+      </w:pPr>
+      <w:r/>
+      <w:r>
+        <w:rPr>
+          <w:sz w:val="17"/>
+        </w:rPr>
+        <w:t>VR-butik — A-Frame: &lt;a-scene&gt;, &lt;a-box animation&gt;, &lt;a-sphere&gt;, &lt;a-plane&gt;, &lt;a-sky&gt;, &lt;a-text&gt;</w:t>
+      </w:r>
+    </w:p>
+    <w:p>
+      <w:r>
+        <w:rPr>
+          <w:b/>
+          <w:color w:val="505050"/>
+          <w:sz w:val="19"/>
+        </w:rPr>
+        <w:t>Bonus 1 — Tema-knapp som sparar val</w:t>
+      </w:r>
+    </w:p>
+    <w:p>
+      <w:r>
+        <w:t>localStorage.setItem("tema","light") + classList.add("light"). Vid sidladdning kollar man localStorage och lägger på .light-klassen om den var sparad. Samma id "tema-btn" som i uppgift 1.</w:t>
+      </w:r>
+    </w:p>
+    <w:p>
+      <w:r>
+        <w:rPr>
+          <w:b/>
+          <w:color w:val="505050"/>
+          <w:sz w:val="19"/>
+        </w:rPr>
+        <w:t>Bonus 2 — Animerad CSS-bakgrund</w:t>
+      </w:r>
+    </w:p>
+    <w:p>
+      <w:r>
+        <w:t>linear-gradient(120deg, ...) + background-size: 400% 400% + @keyframes rorelse som flyttar background-position från 0% till 100% och tillbaka. animation: rorelse 12s ease infinite.</w:t>
+      </w:r>
+    </w:p>
+    <w:p>
+      <w:r>
+        <w:rPr>
+          <w:b/>
+          <w:color w:val="505050"/>
+          <w:sz w:val="19"/>
+        </w:rPr>
+        <w:t>Canvas — så ritar man en form</w:t>
+      </w:r>
+    </w:p>
+    <w:p>
+      <w:pPr>
+        <w:pStyle w:val="ListBullet"/>
+      </w:pPr>
+      <w:r/>
+      <w:r>
+        <w:rPr>
+          <w:sz w:val="17"/>
+        </w:rPr>
+        <w:t>var c = document.getElementById('minCanvas')</w:t>
+      </w:r>
+    </w:p>
+    <w:p>
+      <w:pPr>
+        <w:pStyle w:val="ListBullet"/>
+      </w:pPr>
+      <w:r/>
+      <w:r>
+        <w:rPr>
+          <w:sz w:val="17"/>
+        </w:rPr>
+        <w:t>var ctx = c.getContext('2d')</w:t>
+      </w:r>
+    </w:p>
+    <w:p>
+      <w:pPr>
+        <w:pStyle w:val="ListBullet"/>
+      </w:pPr>
+      <w:r/>
+      <w:r>
+        <w:rPr>
+          <w:sz w:val="17"/>
+        </w:rPr>
+        <w:t>ctx.fillStyle = '#c8a96e'</w:t>
+      </w:r>
+    </w:p>
+    <w:p>
+      <w:pPr>
+        <w:pStyle w:val="ListBullet"/>
+      </w:pPr>
+      <w:r/>
+      <w:r>
+        <w:rPr>
+          <w:sz w:val="17"/>
+        </w:rPr>
+        <w:t>ctx.fillRect(x, y, bredd, höjd)</w:t>
+      </w:r>
+    </w:p>
+    <w:p>
+      <w:pPr>
+        <w:pStyle w:val="ListBullet"/>
+      </w:pPr>
+      <w:r/>
+      <w:r>
+        <w:rPr>
+          <w:sz w:val="17"/>
+        </w:rPr>
+        <w:t>ctx.font = 'bold 28px Arial'; ctx.fillText('G&amp;S', 130, 80)</w:t>
+      </w:r>
+    </w:p>
+    <w:p>
+      <w:r>
+        <w:rPr>
+          <w:b/>
+          <w:color w:val="505050"/>
+          <w:sz w:val="19"/>
+        </w:rPr>
+        <w:t>Three.js — minsta scen</w:t>
+      </w:r>
+    </w:p>
+    <w:p>
+      <w:pPr>
+        <w:pStyle w:val="ListBullet"/>
+      </w:pPr>
+      <w:r/>
+      <w:r>
+        <w:rPr>
+          <w:sz w:val="17"/>
+        </w:rPr>
+        <w:t>Scene → PerspectiveCamera → WebGLRenderer.setSize(...).appendChild()</w:t>
+      </w:r>
+    </w:p>
+    <w:p>
+      <w:pPr>
+        <w:pStyle w:val="ListBullet"/>
+      </w:pPr>
+      <w:r/>
+      <w:r>
+        <w:rPr>
+          <w:sz w:val="17"/>
+        </w:rPr>
+        <w:t>TextureLoader().load(url) → MeshBasicMaterial({map: textur})</w:t>
+      </w:r>
+    </w:p>
+    <w:p>
+      <w:pPr>
+        <w:pStyle w:val="ListBullet"/>
+      </w:pPr>
+      <w:r/>
+      <w:r>
+        <w:rPr>
+          <w:sz w:val="17"/>
+        </w:rPr>
+        <w:t>BoxGeometry → Mesh(geometri, material) → scene.add(kub)</w:t>
+      </w:r>
+    </w:p>
+    <w:p>
+      <w:pPr>
+        <w:pStyle w:val="ListBullet"/>
+      </w:pPr>
+      <w:r/>
+      <w:r>
+        <w:rPr>
+          <w:sz w:val="17"/>
+        </w:rPr>
+        <w:t>requestAnimationFrame-loop som roterar och anropar renderer.render(scene, camera)</w:t>
+      </w:r>
+    </w:p>
+    <w:p>
+      <w:r>
+        <w:rPr>
+          <w:b/>
+          <w:color w:val="505050"/>
+          <w:sz w:val="19"/>
+        </w:rPr>
+        <w:t>Bakgrundsvideo-tricket</w:t>
+      </w:r>
+    </w:p>
+    <w:p>
+      <w:r>
+        <w:t>video i en wrapper-div med position:fixed; top:0; left:0; width:100%; height:100%; z-index:-1; overflow:hidden. Sen video { width:100%; height:100%; object-fit:cover }. Glöm inte muted (autoplay kräver det).</w:t>
+      </w:r>
+    </w:p>
+    <w:p>
+      <w:r>
+        <w:rPr>
+          <w:color w:val="B4B4B4"/>
+          <w:sz w:val="12"/>
+        </w:rPr>
+        <w:t>──────────────────────────────────────────────────────────────────────</w:t>
+      </w:r>
+    </w:p>
+    <w:p>
+      <w:r>
+        <w:rPr>
+          <w:b/>
+          <w:color w:val="003366"/>
+          <w:sz w:val="22"/>
+        </w:rPr>
+        <w:t>6 · Uppgift 2 (M2): Del 2 — Felfix</w:t>
+      </w:r>
+    </w:p>
+    <w:p>
+      <w:r>
+        <w:rPr>
+          <w:b/>
+          <w:color w:val="505050"/>
+          <w:sz w:val="19"/>
+        </w:rPr>
+        <w:t>Värsta JS-buggen</w:t>
+      </w:r>
+    </w:p>
+    <w:p>
+      <w:r>
+        <w:t>Saknad stängande } i function test() — gav SyntaxError och hela scriptet kraschade. Kolla alltid browser-konsolen när JS inte fungerar.</w:t>
+      </w:r>
+    </w:p>
+    <w:p>
+      <w:r>
+        <w:rPr>
+          <w:b/>
+          <w:color w:val="505050"/>
+          <w:sz w:val="19"/>
+        </w:rPr>
+        <w:t>Andra typiska fel att leta efter</w:t>
+      </w:r>
+    </w:p>
+    <w:p>
+      <w:pPr>
+        <w:pStyle w:val="ListBullet"/>
+      </w:pPr>
+      <w:r/>
+      <w:r>
+        <w:rPr>
+          <w:sz w:val="17"/>
+        </w:rPr>
+        <w:t>&lt;img&gt; utan alt-text → tillgänglighetsfel</w:t>
+      </w:r>
+    </w:p>
+    <w:p>
+      <w:pPr>
+        <w:pStyle w:val="ListBullet"/>
+      </w:pPr>
+      <w:r/>
+      <w:r>
+        <w:rPr>
+          <w:sz w:val="17"/>
+        </w:rPr>
+        <w:t>&lt;input&gt; utan kopplad &lt;label for='id'&gt; → tillgänglighetsfel</w:t>
+      </w:r>
+    </w:p>
+    <w:p>
+      <w:pPr>
+        <w:pStyle w:val="ListBullet"/>
+      </w:pPr>
+      <w:r/>
+      <w:r>
+        <w:rPr>
+          <w:sz w:val="17"/>
+        </w:rPr>
+        <w:t>Ingen &lt;!DOCTYPE html&gt;, ingen &lt;meta charset&gt;, ingen viewport</w:t>
+      </w:r>
+    </w:p>
+    <w:p>
+      <w:pPr>
+        <w:pStyle w:val="ListBullet"/>
+      </w:pPr>
+      <w:r/>
+      <w:r>
+        <w:rPr>
+          <w:sz w:val="17"/>
+        </w:rPr>
+        <w:t>Vag länktext typ 'Klicka här' → dåligt för skärmläsare</w:t>
+      </w:r>
+    </w:p>
+    <w:p>
+      <w:pPr>
+        <w:pStyle w:val="ListBullet"/>
+      </w:pPr>
+      <w:r/>
+      <w:r>
+        <w:rPr>
+          <w:sz w:val="17"/>
+        </w:rPr>
+        <w:t>Dålig kontrast: lightgray text på #eee bakgrund — oläsbart</w:t>
+      </w:r>
+    </w:p>
+    <w:p>
+      <w:pPr>
+        <w:pStyle w:val="ListBullet"/>
+      </w:pPr>
+      <w:r/>
+      <w:r>
+        <w:rPr>
+          <w:sz w:val="17"/>
+        </w:rPr>
+        <w:t>font-size: 9px → för litet</w:t>
+      </w:r>
+    </w:p>
+    <w:p>
+      <w:pPr>
+        <w:pStyle w:val="ListBullet"/>
+      </w:pPr>
+      <w:r/>
+      <w:r>
+        <w:rPr>
+          <w:sz w:val="17"/>
+        </w:rPr>
+        <w:t>var x istället för const/let, missade semikolon</w:t>
+      </w:r>
+    </w:p>
+    <w:p>
+      <w:pPr>
+        <w:pStyle w:val="ListBullet"/>
+      </w:pPr>
+      <w:r/>
+      <w:r>
+        <w:rPr>
+          <w:sz w:val="17"/>
+        </w:rPr>
+        <w:t>Funktion definierad men aldrig anropad</w:t>
+      </w:r>
+    </w:p>
+    <w:p>
+      <w:r>
+        <w:rPr>
+          <w:b/>
+          <w:color w:val="505050"/>
+          <w:sz w:val="19"/>
+        </w:rPr>
+        <w:t>Färgkontrast-regel (WCAG)</w:t>
+      </w:r>
+    </w:p>
+    <w:p>
+      <w:r>
+        <w:t>Text mot bakgrund ska ha ratio ≥ 4.5:1 för normal text. lightgray (#D3D3D3) på #eee = nästan samma färg = fail.</w:t>
+      </w:r>
+    </w:p>
     <w:sectPr>
       <w:pgSz w:w="12240" w:h="15840"/>
       <w:pgMar w:top="680" w:right="850" w:bottom="680" w:left="850" w:header="720" w:footer="720" w:gutter="0"/>
